--- a/test.docx
+++ b/test.docx
@@ -29,7 +29,7 @@
         <w:t>измерено</w:t>
       </w:r>
       <w:r>
-        <w:t xml:space="preserve"> разность потенциалов на резисторе.</w:t>
+        <w:t xml:space="preserve"> напряжение на резисторе.</w:t>
       </w:r>
     </w:p>
     <w:p>
